--- a/pr-preview/pr-659/vignettes/methodology.docx
+++ b/pr-preview/pr-659/vignettes/methodology.docx
@@ -3511,7 +3511,7 @@
         <w:t xml:space="preserve"> </w:t>
       </w:r>
       <w:r>
-        <w:t xml:space="preserve">Stating that precisely takes two definitions.</w:t>
+        <w:t xml:space="preserve">Stating that precisely takes three definitions.</w:t>
       </w:r>
     </w:p>
     <w:tbl>

--- a/pr-preview/pr-659/vignettes/methodology.docx
+++ b/pr-preview/pr-659/vignettes/methodology.docx
@@ -3728,7 +3728,7 @@
               <w:t xml:space="preserve">Definition (Log-likelihood)</w:t>
             </w:r>
           </w:p>
-          <w:bookmarkStart w:id="55" w:name="def-log-likelihood"/>
+          <w:bookmarkStart w:id="54" w:name="def-log-likelihood"/>
           <w:p>
             <w:pPr>
               <w:pStyle w:val="BodyText"/>
@@ -3867,68 +3867,71 @@
               </m:oMath>
             </m:oMathPara>
           </w:p>
-          <w:p>
-            <w:pPr>
-              <w:pStyle w:val="FirstParagraph"/>
-            </w:pPr>
-            <w:r>
-              <w:t xml:space="preserve">It is maximized at the same</w:t>
-            </w:r>
-            <w:r>
-              <w:t xml:space="preserve"> </w:t>
-            </w:r>
-            <m:oMath>
-              <m:r>
-                <m:t>λ</m:t>
-              </m:r>
-            </m:oMath>
-            <w:r>
-              <w:t xml:space="preserve">, and is easier to work with because the</w:t>
-            </w:r>
-            <w:r>
-              <w:t xml:space="preserve"> </w:t>
-            </w:r>
-            <w:r>
-              <w:t xml:space="preserve">logarithm turns products into sums</w:t>
-            </w:r>
-            <w:r>
-              <w:t xml:space="preserve"> </w:t>
-            </w:r>
-            <w:r>
-              <w:t xml:space="preserve">(</w:t>
-            </w:r>
-            <w:hyperlink r:id="rId54">
-              <w:r>
-                <w:rPr>
-                  <w:rStyle w:val="Hyperlink"/>
-                </w:rPr>
-                <w:t xml:space="preserve">the logarithm-of-a-product theorem</w:t>
-              </w:r>
-            </w:hyperlink>
-            <w:r>
-              <w:t xml:space="preserve"> </w:t>
-            </w:r>
-            <w:r>
-              <w:t xml:space="preserve">in</w:t>
-            </w:r>
-            <w:r>
-              <w:t xml:space="preserve"> </w:t>
-            </w:r>
-            <w:r>
-              <w:rPr>
-                <w:i/>
-                <w:iCs/>
-              </w:rPr>
-              <w:t xml:space="preserve">Regression Models for Epidemiology</w:t>
-            </w:r>
-            <w:r>
-              <w:t xml:space="preserve">).</w:t>
-            </w:r>
-          </w:p>
-          <w:bookmarkEnd w:id="55"/>
+          <w:bookmarkEnd w:id="54"/>
         </w:tc>
       </w:tr>
     </w:tbl>
+    <w:p>
+      <w:pPr>
+        <w:pStyle w:val="FirstParagraph"/>
+      </w:pPr>
+      <w:r>
+        <w:t xml:space="preserve">The log-likelihood is maximized at the same</w:t>
+      </w:r>
+      <w:r>
+        <w:t xml:space="preserve"> </w:t>
+      </w:r>
+      <m:oMath>
+        <m:r>
+          <m:t>λ</m:t>
+        </m:r>
+      </m:oMath>
+      <w:r>
+        <w:t xml:space="preserve"> </w:t>
+      </w:r>
+      <w:r>
+        <w:t xml:space="preserve">as the likelihood,</w:t>
+      </w:r>
+      <w:r>
+        <w:t xml:space="preserve"> </w:t>
+      </w:r>
+      <w:r>
+        <w:t xml:space="preserve">and is easier to work with because the logarithm turns products into sums</w:t>
+      </w:r>
+      <w:r>
+        <w:t xml:space="preserve"> </w:t>
+      </w:r>
+      <w:r>
+        <w:t xml:space="preserve">(</w:t>
+      </w:r>
+      <w:hyperlink r:id="rId55">
+        <w:r>
+          <w:rPr>
+            <w:rStyle w:val="Hyperlink"/>
+          </w:rPr>
+          <w:t xml:space="preserve">the logarithm-of-a-product theorem</w:t>
+        </w:r>
+      </w:hyperlink>
+      <w:r>
+        <w:t xml:space="preserve"> </w:t>
+      </w:r>
+      <w:r>
+        <w:t xml:space="preserve">in</w:t>
+      </w:r>
+      <w:r>
+        <w:t xml:space="preserve"> </w:t>
+      </w:r>
+      <w:r>
+        <w:rPr>
+          <w:i/>
+          <w:iCs/>
+        </w:rPr>
+        <w:t xml:space="preserve">Regression Models for Epidemiology</w:t>
+      </w:r>
+      <w:r>
+        <w:t xml:space="preserve">).</w:t>
+      </w:r>
+    </w:p>
     <w:tbl>
       <w:tblPr>
         <w:tblStyle w:val="Table"/>
